--- a/SubPages/Security_Risk/docs/Unit4_Reflection.docx
+++ b/SubPages/Security_Risk/docs/Unit4_Reflection.docx
@@ -74,7 +74,7 @@
         <w:jc w:val="both"/>
       </w:pPr>
       <w:r>
-        <w:t xml:space="preserve">The unit also made me look harder at the numbers different tools produce. I had tended to read a CVSS score as a measure of risk. The specification is clear that its output indicates the severity of a vulnerability relative to other vulnerabilities, and that organisations should combine it with factors outside CVSS before ranking threats (FIRST, 2023). DREAD has a different weakness. It does try to rate risk, but each of its five categories is scored from one to three by judgement, so two analysts can reach different totals for the same threat (Meier et al., 2003). Jbair et al. (2022) look more rigorous, combining threat actor, exposure and impact scores through geometric means and multiplying the result by likelihood. Every input is still a five-point ordinal rating, though, and the arithmetic gives a precision the inputs do not have, which is the concern Cox (2008) raises about risk matrices. I do not think this makes scoring useless. A consistent method makes the reasoning visible and the ranking repeatable, but I now treat the number as a way of ordering threats rather than as a measurement.</w:t>
+        <w:t>The unit also made me look harder at the numbers different tools produce. I had tended to read a CVSS score as a measure of risk. The specification is clear that its output indicates the severity of a vulnerability relative to other vulnerabilities, and that organisations should combine it with factors outside CVSS before ranking threats (FIRST, 2023). DREAD has a different weakness. It does try to rate risk, but each of its five categories is scored from one to three by judgement (Meier et al., 2003). Meier et al. offer DREAD as a way of reducing disagreement between team members, yet two analysts can still reach different totals for the same threat. Jbair et al. (2022) look more rigorous, combining threat actor, exposure and impact scores through geometric means and multiplying the result by likelihood. Every input is still a five-point ordinal rating, though, and the arithmetic gives a precision the inputs do not have, which is the concern Cox (2008) raises about risk matrices. I do not think this makes scoring useless. A consistent method makes the reasoning visible and the ranking repeatable, but I now treat the number as a way of ordering threats rather than as a measurement.</w:t>
       </w:r>
     </w:p>
     <w:p>
@@ -345,7 +345,7 @@
           <w:i w:val="false"/>
           <w:iCs w:val="false"/>
         </w:rPr>
-        <w:t xml:space="preserve">, 137, p. 103611. Available at: </w:t>
+        <w:t xml:space="preserve">, 137, article 103611. Available at: </w:t>
       </w:r>
       <w:hyperlink w:history="1" r:id="rIdU4ref2">
         <w:r>
@@ -548,7 +548,7 @@
           <w:i/>
           <w:iCs/>
         </w:rPr>
-        <w:t xml:space="preserve">Critical reflection in nursing and the helping professions: a user’s guide</w:t>
+        <w:t>Critical reflection for nursing and the helping professions: a user’s guide</w:t>
       </w:r>
       <w:r>
         <w:rPr>
@@ -582,7 +582,7 @@
           <w:i w:val="false"/>
           <w:iCs w:val="false"/>
         </w:rPr>
-        <w:t xml:space="preserve">. NIST Special Publication 800-160. Gaithersburg, MD: National Institute of Standards and Technology. Available at: </w:t>
+        <w:t xml:space="preserve">. NIST Special Publication 800-160 (withdrawn 21 March 2018 and superseded by SP 800-160 Vol. 1). Gaithersburg, MD: National Institute of Standards and Technology. Available at: </w:t>
       </w:r>
       <w:hyperlink w:history="1" r:id="rIdU4ref8">
         <w:r>

--- a/SubPages/Security_Risk/docs/Unit4_Reflection.docx
+++ b/SubPages/Security_Risk/docs/Unit4_Reflection.docx
@@ -217,7 +217,7 @@
         <w:jc w:val="both"/>
       </w:pPr>
       <w:r>
-        <w:t xml:space="preserve">The value of this shows in their case study. A firmware attack on the Siemens S7-1500 PLC scored 14.72 and was rated high, while a man-in-the-middle attack on the OPC UA server scored 10.84 and was rated moderate, so firmware integrity controls come first. Each risk is then mapped to technical or management controls from a library, and the digital twin tool generates deployable code and configuration for the specific assets in the model, such as firmware version monitoring and password policies. This is more targeted than CVSS, which describes the severity of a vulnerability rather than the risk it poses to a particular organisation (FIRST, 2023), although CVSS scores remain a useful input to the vulnerability rating.</w:t>
+        <w:t xml:space="preserve">The value of this shows in their case study. Three tampering attacks, changing the S7-1500 PLC’s code and changing set point values through the HMI and the OPC UA server, each scored 16 and fell in the most severe band, while a firmware attack on the PLC scored 9 and the denial of service attacks 4 and 6, so monitoring for unauthorised changes comes first (Jbair et al., 2022, Table 3). Each risk is then mapped to technical or management controls from a library, and the digital twin tool generates deployable code and configuration for the specific assets in the model, such as firmware version monitoring and password policies. This is more targeted than CVSS, which describes the severity of a vulnerability rather than the risk it poses to a particular organisation (FIRST, 2023), although CVSS scores remain a useful input to the vulnerability rating.</w:t>
       </w:r>
     </w:p>
     <w:p>

--- a/SubPages/Security_Risk/docs/Unit4_Reflection.docx
+++ b/SubPages/Security_Risk/docs/Unit4_Reflection.docx
@@ -5,6 +5,7 @@
     <w:p>
       <w:pPr>
         <w:pStyle w:val="Title"/>
+        <w:spacing w:line="480" w:lineRule="auto"/>
       </w:pPr>
       <w:r>
         <w:t xml:space="preserve">Unit 4 Reflection: Applying Threat Modelling Tools and Techniques</w:t>
@@ -12,10 +13,11 @@
     </w:p>
     <w:p>
       <w:pPr>
-        <w:spacing w:after="80"/>
-      </w:pPr>
-      <w:r>
-        <w:rPr>
+        <w:spacing w:after="80" w:line="480" w:lineRule="auto"/>
+      </w:pPr>
+      <w:r>
+        <w:rPr>
+          <w:rFonts w:ascii="Arial" w:hAnsi="Arial" w:cs="Arial" w:eastAsia="Arial"/>
           <w:color w:val="555555"/>
         </w:rPr>
         <w:t xml:space="preserve">Ian Stevens  |  Security and Risk Management, October 2025</w:t>
@@ -23,10 +25,11 @@
     </w:p>
     <w:p>
       <w:pPr>
-        <w:spacing w:after="240"/>
-      </w:pPr>
-      <w:r>
-        <w:rPr>
+        <w:spacing w:after="240" w:line="480" w:lineRule="auto"/>
+      </w:pPr>
+      <w:r>
+        <w:rPr>
+          <w:rFonts w:ascii="Arial" w:hAnsi="Arial" w:cs="Arial" w:eastAsia="Arial"/>
           <w:i/>
           <w:iCs/>
           <w:color w:val="555555"/>
@@ -37,6 +40,7 @@
     <w:p>
       <w:pPr>
         <w:pStyle w:val="Heading1"/>
+        <w:spacing w:line="480" w:lineRule="auto"/>
       </w:pPr>
       <w:r>
         <w:t xml:space="preserve">What?</w:t>
@@ -44,7 +48,7 @@
     </w:p>
     <w:p>
       <w:pPr>
-        <w:spacing w:after="160" w:line="300"/>
+        <w:spacing w:after="160" w:line="480" w:lineRule="auto"/>
         <w:jc w:val="both"/>
       </w:pPr>
       <w:r>
@@ -54,6 +58,7 @@
     <w:p>
       <w:pPr>
         <w:pStyle w:val="Heading1"/>
+        <w:spacing w:line="480" w:lineRule="auto"/>
       </w:pPr>
       <w:r>
         <w:t xml:space="preserve">So what?</w:t>
@@ -61,7 +66,7 @@
     </w:p>
     <w:p>
       <w:pPr>
-        <w:spacing w:after="160" w:line="300"/>
+        <w:spacing w:after="160" w:line="480" w:lineRule="auto"/>
         <w:jc w:val="both"/>
       </w:pPr>
       <w:r>
@@ -70,7 +75,7 @@
     </w:p>
     <w:p>
       <w:pPr>
-        <w:spacing w:after="160" w:line="300"/>
+        <w:spacing w:after="160" w:line="480" w:lineRule="auto"/>
         <w:jc w:val="both"/>
       </w:pPr>
       <w:r>
@@ -79,7 +84,7 @@
     </w:p>
     <w:p>
       <w:pPr>
-        <w:spacing w:after="160" w:line="300"/>
+        <w:spacing w:after="160" w:line="480" w:lineRule="auto"/>
         <w:jc w:val="both"/>
       </w:pPr>
       <w:r>
@@ -88,7 +93,7 @@
     </w:p>
     <w:p>
       <w:pPr>
-        <w:spacing w:after="160" w:line="300"/>
+        <w:spacing w:after="160" w:line="480" w:lineRule="auto"/>
         <w:jc w:val="both"/>
       </w:pPr>
       <w:r>
@@ -98,6 +103,7 @@
     <w:p>
       <w:pPr>
         <w:pStyle w:val="Heading1"/>
+        <w:spacing w:line="480" w:lineRule="auto"/>
       </w:pPr>
       <w:r>
         <w:t xml:space="preserve">Now what?</w:t>
@@ -105,7 +111,7 @@
     </w:p>
     <w:p>
       <w:pPr>
-        <w:spacing w:after="160" w:line="300"/>
+        <w:spacing w:after="160" w:line="480" w:lineRule="auto"/>
         <w:jc w:val="both"/>
       </w:pPr>
       <w:r>
@@ -115,6 +121,7 @@
     <w:p>
       <w:pPr>
         <w:pStyle w:val="Heading1"/>
+        <w:spacing w:line="480" w:lineRule="auto"/>
       </w:pPr>
       <w:r>
         <w:t xml:space="preserve">Seminar Preparation</w:t>
@@ -122,10 +129,11 @@
     </w:p>
     <w:p>
       <w:pPr>
-        <w:spacing w:after="160"/>
-      </w:pPr>
-      <w:r>
-        <w:rPr>
+        <w:spacing w:after="160" w:line="480" w:lineRule="auto"/>
+      </w:pPr>
+      <w:r>
+        <w:rPr>
+          <w:rFonts w:ascii="Arial" w:hAnsi="Arial" w:cs="Arial" w:eastAsia="Arial"/>
           <w:i/>
           <w:iCs/>
           <w:color w:val="555555"/>
@@ -136,6 +144,7 @@
     <w:p>
       <w:pPr>
         <w:pStyle w:val="Heading2"/>
+        <w:spacing w:line="480" w:lineRule="auto"/>
       </w:pPr>
       <w:r>
         <w:t xml:space="preserve">1. What are the key elements and interdependencies in a cyber-physical system that must be captured in a comprehensive threat model, and why are they critical for accurate risk analysis?</w:t>
@@ -143,7 +152,7 @@
     </w:p>
     <w:p>
       <w:pPr>
-        <w:spacing w:after="160" w:line="300"/>
+        <w:spacing w:after="160" w:line="480" w:lineRule="auto"/>
         <w:jc w:val="both"/>
       </w:pPr>
       <w:r>
@@ -152,7 +161,7 @@
     </w:p>
     <w:p>
       <w:pPr>
-        <w:spacing w:after="160" w:line="300"/>
+        <w:spacing w:after="160" w:line="480" w:lineRule="auto"/>
         <w:jc w:val="both"/>
       </w:pPr>
       <w:r>
@@ -162,6 +171,7 @@
     <w:p>
       <w:pPr>
         <w:pStyle w:val="Heading2"/>
+        <w:spacing w:line="480" w:lineRule="auto"/>
       </w:pPr>
       <w:r>
         <w:t xml:space="preserve">2. How can threat modelling help identify attack entry points and system vulnerabilities in cyber-physical energy systems, and what are the challenges in doing so effectively?</w:t>
@@ -169,7 +179,7 @@
     </w:p>
     <w:p>
       <w:pPr>
-        <w:spacing w:after="160" w:line="300"/>
+        <w:spacing w:after="160" w:line="480" w:lineRule="auto"/>
         <w:jc w:val="both"/>
       </w:pPr>
       <w:r>
@@ -178,7 +188,7 @@
     </w:p>
     <w:p>
       <w:pPr>
-        <w:spacing w:after="160" w:line="300"/>
+        <w:spacing w:after="160" w:line="480" w:lineRule="auto"/>
         <w:jc w:val="both"/>
       </w:pPr>
       <w:r>
@@ -187,7 +197,7 @@
     </w:p>
     <w:p>
       <w:pPr>
-        <w:spacing w:after="160" w:line="300"/>
+        <w:spacing w:after="160" w:line="480" w:lineRule="auto"/>
         <w:jc w:val="both"/>
       </w:pPr>
       <w:r>
@@ -197,6 +207,7 @@
     <w:p>
       <w:pPr>
         <w:pStyle w:val="Heading2"/>
+        <w:spacing w:line="480" w:lineRule="auto"/>
       </w:pPr>
       <w:r>
         <w:t xml:space="preserve">3. In the context of CPS threat modelling, how can scenario-specific metrics and risk assessment methodologies be used to prioritise vulnerabilities and guide the development of targeted security countermeasures?</w:t>
@@ -204,7 +215,7 @@
     </w:p>
     <w:p>
       <w:pPr>
-        <w:spacing w:after="160" w:line="300"/>
+        <w:spacing w:after="160" w:line="480" w:lineRule="auto"/>
         <w:jc w:val="both"/>
       </w:pPr>
       <w:r>
@@ -213,7 +224,7 @@
     </w:p>
     <w:p>
       <w:pPr>
-        <w:spacing w:after="160" w:line="300"/>
+        <w:spacing w:after="160" w:line="480" w:lineRule="auto"/>
         <w:jc w:val="both"/>
       </w:pPr>
       <w:r>
@@ -222,7 +233,7 @@
     </w:p>
     <w:p>
       <w:pPr>
-        <w:spacing w:after="160" w:line="300"/>
+        <w:spacing w:after="160" w:line="480" w:lineRule="auto"/>
         <w:jc w:val="both"/>
       </w:pPr>
       <w:r>
@@ -232,6 +243,7 @@
     <w:p>
       <w:pPr>
         <w:pStyle w:val="Heading1"/>
+        <w:spacing w:line="480" w:lineRule="auto"/>
       </w:pPr>
       <w:r>
         <w:t xml:space="preserve">References</w:t>
@@ -239,11 +251,12 @@
     </w:p>
     <w:p>
       <w:pPr>
-        <w:spacing w:after="120"/>
+        <w:spacing w:after="120" w:line="480" w:lineRule="auto"/>
         <w:ind w:left="567" w:hanging="567"/>
       </w:pPr>
       <w:r>
         <w:rPr>
+          <w:rFonts w:ascii="Arial" w:hAnsi="Arial" w:cs="Arial" w:eastAsia="Arial"/>
           <w:i w:val="false"/>
           <w:iCs w:val="false"/>
         </w:rPr>
@@ -251,6 +264,7 @@
       </w:r>
       <w:r>
         <w:rPr>
+          <w:rFonts w:ascii="Arial" w:hAnsi="Arial" w:cs="Arial" w:eastAsia="Arial"/>
           <w:i/>
           <w:iCs/>
         </w:rPr>
@@ -258,6 +272,7 @@
       </w:r>
       <w:r>
         <w:rPr>
+          <w:rFonts w:ascii="Arial" w:hAnsi="Arial" w:cs="Arial" w:eastAsia="Arial"/>
           <w:i w:val="false"/>
           <w:iCs w:val="false"/>
         </w:rPr>
@@ -267,12 +282,14 @@
         <w:r>
           <w:rPr>
             <w:rStyle w:val="Hyperlink"/>
+            <w:rFonts w:ascii="Arial" w:hAnsi="Arial" w:cs="Arial" w:eastAsia="Arial"/>
           </w:rPr>
           <w:t xml:space="preserve">https://doi.org/10.1111/j.1539-6924.2008.01030.x</w:t>
         </w:r>
       </w:hyperlink>
       <w:r>
         <w:rPr>
+          <w:rFonts w:ascii="Arial" w:hAnsi="Arial" w:cs="Arial" w:eastAsia="Arial"/>
           <w:i w:val="false"/>
           <w:iCs w:val="false"/>
         </w:rPr>
@@ -281,11 +298,12 @@
     </w:p>
     <w:p>
       <w:pPr>
-        <w:spacing w:after="120"/>
+        <w:spacing w:after="120" w:line="480" w:lineRule="auto"/>
         <w:ind w:left="567" w:hanging="567"/>
       </w:pPr>
       <w:r>
         <w:rPr>
+          <w:rFonts w:ascii="Arial" w:hAnsi="Arial" w:cs="Arial" w:eastAsia="Arial"/>
           <w:i w:val="false"/>
           <w:iCs w:val="false"/>
         </w:rPr>
@@ -293,6 +311,7 @@
       </w:r>
       <w:r>
         <w:rPr>
+          <w:rFonts w:ascii="Arial" w:hAnsi="Arial" w:cs="Arial" w:eastAsia="Arial"/>
           <w:i/>
           <w:iCs/>
         </w:rPr>
@@ -300,6 +319,7 @@
       </w:r>
       <w:r>
         <w:rPr>
+          <w:rFonts w:ascii="Arial" w:hAnsi="Arial" w:cs="Arial" w:eastAsia="Arial"/>
           <w:i w:val="false"/>
           <w:iCs w:val="false"/>
         </w:rPr>
@@ -309,12 +329,14 @@
         <w:r>
           <w:rPr>
             <w:rStyle w:val="Hyperlink"/>
+            <w:rFonts w:ascii="Arial" w:hAnsi="Arial" w:cs="Arial" w:eastAsia="Arial"/>
           </w:rPr>
           <w:t xml:space="preserve">https://www.first.org/cvss/v4.0/specification-document</w:t>
         </w:r>
       </w:hyperlink>
       <w:r>
         <w:rPr>
+          <w:rFonts w:ascii="Arial" w:hAnsi="Arial" w:cs="Arial" w:eastAsia="Arial"/>
           <w:i w:val="false"/>
           <w:iCs w:val="false"/>
         </w:rPr>
@@ -323,11 +345,12 @@
     </w:p>
     <w:p>
       <w:pPr>
-        <w:spacing w:after="120"/>
+        <w:spacing w:after="120" w:line="480" w:lineRule="auto"/>
         <w:ind w:left="567" w:hanging="567"/>
       </w:pPr>
       <w:r>
         <w:rPr>
+          <w:rFonts w:ascii="Arial" w:hAnsi="Arial" w:cs="Arial" w:eastAsia="Arial"/>
           <w:i w:val="false"/>
           <w:iCs w:val="false"/>
         </w:rPr>
@@ -335,6 +358,7 @@
       </w:r>
       <w:r>
         <w:rPr>
+          <w:rFonts w:ascii="Arial" w:hAnsi="Arial" w:cs="Arial" w:eastAsia="Arial"/>
           <w:i/>
           <w:iCs/>
         </w:rPr>
@@ -342,6 +366,7 @@
       </w:r>
       <w:r>
         <w:rPr>
+          <w:rFonts w:ascii="Arial" w:hAnsi="Arial" w:cs="Arial" w:eastAsia="Arial"/>
           <w:i w:val="false"/>
           <w:iCs w:val="false"/>
         </w:rPr>
@@ -351,12 +376,14 @@
         <w:r>
           <w:rPr>
             <w:rStyle w:val="Hyperlink"/>
+            <w:rFonts w:ascii="Arial" w:hAnsi="Arial" w:cs="Arial" w:eastAsia="Arial"/>
           </w:rPr>
           <w:t xml:space="preserve">https://doi.org/10.1016/j.compind.2022.103611</w:t>
         </w:r>
       </w:hyperlink>
       <w:r>
         <w:rPr>
+          <w:rFonts w:ascii="Arial" w:hAnsi="Arial" w:cs="Arial" w:eastAsia="Arial"/>
           <w:i w:val="false"/>
           <w:iCs w:val="false"/>
         </w:rPr>
@@ -365,11 +392,12 @@
     </w:p>
     <w:p>
       <w:pPr>
-        <w:spacing w:after="120"/>
+        <w:spacing w:after="120" w:line="480" w:lineRule="auto"/>
         <w:ind w:left="567" w:hanging="567"/>
       </w:pPr>
       <w:r>
         <w:rPr>
+          <w:rFonts w:ascii="Arial" w:hAnsi="Arial" w:cs="Arial" w:eastAsia="Arial"/>
           <w:i w:val="false"/>
           <w:iCs w:val="false"/>
         </w:rPr>
@@ -377,6 +405,7 @@
       </w:r>
       <w:r>
         <w:rPr>
+          <w:rFonts w:ascii="Arial" w:hAnsi="Arial" w:cs="Arial" w:eastAsia="Arial"/>
           <w:i/>
           <w:iCs/>
         </w:rPr>
@@ -384,6 +413,7 @@
       </w:r>
       <w:r>
         <w:rPr>
+          <w:rFonts w:ascii="Arial" w:hAnsi="Arial" w:cs="Arial" w:eastAsia="Arial"/>
           <w:i w:val="false"/>
           <w:iCs w:val="false"/>
         </w:rPr>
@@ -393,12 +423,14 @@
         <w:r>
           <w:rPr>
             <w:rStyle w:val="Hyperlink"/>
+            <w:rFonts w:ascii="Arial" w:hAnsi="Arial" w:cs="Arial" w:eastAsia="Arial"/>
           </w:rPr>
           <w:t xml:space="preserve">https://nsarchive.gwu.edu/sites/default/files/documents/3891751/SANS-and-Electricity-Information-Sharing-and.pdf</w:t>
         </w:r>
       </w:hyperlink>
       <w:r>
         <w:rPr>
+          <w:rFonts w:ascii="Arial" w:hAnsi="Arial" w:cs="Arial" w:eastAsia="Arial"/>
           <w:i w:val="false"/>
           <w:iCs w:val="false"/>
         </w:rPr>
@@ -407,11 +439,12 @@
     </w:p>
     <w:p>
       <w:pPr>
-        <w:spacing w:after="120"/>
+        <w:spacing w:after="120" w:line="480" w:lineRule="auto"/>
         <w:ind w:left="567" w:hanging="567"/>
       </w:pPr>
       <w:r>
         <w:rPr>
+          <w:rFonts w:ascii="Arial" w:hAnsi="Arial" w:cs="Arial" w:eastAsia="Arial"/>
           <w:i w:val="false"/>
           <w:iCs w:val="false"/>
         </w:rPr>
@@ -419,6 +452,7 @@
       </w:r>
       <w:r>
         <w:rPr>
+          <w:rFonts w:ascii="Arial" w:hAnsi="Arial" w:cs="Arial" w:eastAsia="Arial"/>
           <w:i/>
           <w:iCs/>
         </w:rPr>
@@ -426,6 +460,7 @@
       </w:r>
       <w:r>
         <w:rPr>
+          <w:rFonts w:ascii="Arial" w:hAnsi="Arial" w:cs="Arial" w:eastAsia="Arial"/>
           <w:i w:val="false"/>
           <w:iCs w:val="false"/>
         </w:rPr>
@@ -435,12 +470,14 @@
         <w:r>
           <w:rPr>
             <w:rStyle w:val="Hyperlink"/>
+            <w:rFonts w:ascii="Arial" w:hAnsi="Arial" w:cs="Arial" w:eastAsia="Arial"/>
           </w:rPr>
           <w:t xml:space="preserve">https://learn.microsoft.com/en-us/previous-versions/msp-n-p/ff648644(v=pandp.10)</w:t>
         </w:r>
       </w:hyperlink>
       <w:r>
         <w:rPr>
+          <w:rFonts w:ascii="Arial" w:hAnsi="Arial" w:cs="Arial" w:eastAsia="Arial"/>
           <w:i w:val="false"/>
           <w:iCs w:val="false"/>
         </w:rPr>
@@ -449,11 +486,12 @@
     </w:p>
     <w:p>
       <w:pPr>
-        <w:spacing w:after="120"/>
+        <w:spacing w:after="120" w:line="480" w:lineRule="auto"/>
         <w:ind w:left="567" w:hanging="567"/>
       </w:pPr>
       <w:r>
         <w:rPr>
+          <w:rFonts w:ascii="Arial" w:hAnsi="Arial" w:cs="Arial" w:eastAsia="Arial"/>
           <w:i w:val="false"/>
           <w:iCs w:val="false"/>
         </w:rPr>
@@ -461,6 +499,7 @@
       </w:r>
       <w:r>
         <w:rPr>
+          <w:rFonts w:ascii="Arial" w:hAnsi="Arial" w:cs="Arial" w:eastAsia="Arial"/>
           <w:i/>
           <w:iCs/>
         </w:rPr>
@@ -468,6 +507,7 @@
       </w:r>
       <w:r>
         <w:rPr>
+          <w:rFonts w:ascii="Arial" w:hAnsi="Arial" w:cs="Arial" w:eastAsia="Arial"/>
           <w:i w:val="false"/>
           <w:iCs w:val="false"/>
         </w:rPr>
@@ -477,12 +517,14 @@
         <w:r>
           <w:rPr>
             <w:rStyle w:val="Hyperlink"/>
+            <w:rFonts w:ascii="Arial" w:hAnsi="Arial" w:cs="Arial" w:eastAsia="Arial"/>
           </w:rPr>
           <w:t xml:space="preserve">https://attack.mitre.org/matrices/ics/</w:t>
         </w:r>
       </w:hyperlink>
       <w:r>
         <w:rPr>
+          <w:rFonts w:ascii="Arial" w:hAnsi="Arial" w:cs="Arial" w:eastAsia="Arial"/>
           <w:i w:val="false"/>
           <w:iCs w:val="false"/>
         </w:rPr>
@@ -491,11 +533,12 @@
     </w:p>
     <w:p>
       <w:pPr>
-        <w:spacing w:after="120"/>
+        <w:spacing w:after="120" w:line="480" w:lineRule="auto"/>
         <w:ind w:left="567" w:hanging="567"/>
       </w:pPr>
       <w:r>
         <w:rPr>
+          <w:rFonts w:ascii="Arial" w:hAnsi="Arial" w:cs="Arial" w:eastAsia="Arial"/>
           <w:i w:val="false"/>
           <w:iCs w:val="false"/>
         </w:rPr>
@@ -503,6 +546,7 @@
       </w:r>
       <w:r>
         <w:rPr>
+          <w:rFonts w:ascii="Arial" w:hAnsi="Arial" w:cs="Arial" w:eastAsia="Arial"/>
           <w:i/>
           <w:iCs/>
         </w:rPr>
@@ -510,6 +554,7 @@
       </w:r>
       <w:r>
         <w:rPr>
+          <w:rFonts w:ascii="Arial" w:hAnsi="Arial" w:cs="Arial" w:eastAsia="Arial"/>
           <w:i w:val="false"/>
           <w:iCs w:val="false"/>
         </w:rPr>
@@ -519,12 +564,14 @@
         <w:r>
           <w:rPr>
             <w:rStyle w:val="Hyperlink"/>
+            <w:rFonts w:ascii="Arial" w:hAnsi="Arial" w:cs="Arial" w:eastAsia="Arial"/>
           </w:rPr>
           <w:t xml:space="preserve">https://github.com/OWASP/threat-model-cookbook</w:t>
         </w:r>
       </w:hyperlink>
       <w:r>
         <w:rPr>
+          <w:rFonts w:ascii="Arial" w:hAnsi="Arial" w:cs="Arial" w:eastAsia="Arial"/>
           <w:i w:val="false"/>
           <w:iCs w:val="false"/>
         </w:rPr>
@@ -533,11 +580,12 @@
     </w:p>
     <w:p>
       <w:pPr>
-        <w:spacing w:after="120"/>
+        <w:spacing w:after="120" w:line="480" w:lineRule="auto"/>
         <w:ind w:left="567" w:hanging="567"/>
       </w:pPr>
       <w:r>
         <w:rPr>
+          <w:rFonts w:ascii="Arial" w:hAnsi="Arial" w:cs="Arial" w:eastAsia="Arial"/>
           <w:i w:val="false"/>
           <w:iCs w:val="false"/>
         </w:rPr>
@@ -545,6 +593,7 @@
       </w:r>
       <w:r>
         <w:rPr>
+          <w:rFonts w:ascii="Arial" w:hAnsi="Arial" w:cs="Arial" w:eastAsia="Arial"/>
           <w:i/>
           <w:iCs/>
         </w:rPr>
@@ -552,6 +601,7 @@
       </w:r>
       <w:r>
         <w:rPr>
+          <w:rFonts w:ascii="Arial" w:hAnsi="Arial" w:cs="Arial" w:eastAsia="Arial"/>
           <w:i w:val="false"/>
           <w:iCs w:val="false"/>
         </w:rPr>
@@ -560,11 +610,12 @@
     </w:p>
     <w:p>
       <w:pPr>
-        <w:spacing w:after="120"/>
+        <w:spacing w:after="120" w:line="480" w:lineRule="auto"/>
         <w:ind w:left="567" w:hanging="567"/>
       </w:pPr>
       <w:r>
         <w:rPr>
+          <w:rFonts w:ascii="Arial" w:hAnsi="Arial" w:cs="Arial" w:eastAsia="Arial"/>
           <w:i w:val="false"/>
           <w:iCs w:val="false"/>
         </w:rPr>
@@ -572,6 +623,7 @@
       </w:r>
       <w:r>
         <w:rPr>
+          <w:rFonts w:ascii="Arial" w:hAnsi="Arial" w:cs="Arial" w:eastAsia="Arial"/>
           <w:i/>
           <w:iCs/>
         </w:rPr>
@@ -579,6 +631,7 @@
       </w:r>
       <w:r>
         <w:rPr>
+          <w:rFonts w:ascii="Arial" w:hAnsi="Arial" w:cs="Arial" w:eastAsia="Arial"/>
           <w:i w:val="false"/>
           <w:iCs w:val="false"/>
         </w:rPr>
@@ -588,12 +641,14 @@
         <w:r>
           <w:rPr>
             <w:rStyle w:val="Hyperlink"/>
+            <w:rFonts w:ascii="Arial" w:hAnsi="Arial" w:cs="Arial" w:eastAsia="Arial"/>
           </w:rPr>
           <w:t xml:space="preserve">https://doi.org/10.6028/NIST.SP.800-160</w:t>
         </w:r>
       </w:hyperlink>
       <w:r>
         <w:rPr>
+          <w:rFonts w:ascii="Arial" w:hAnsi="Arial" w:cs="Arial" w:eastAsia="Arial"/>
           <w:i w:val="false"/>
           <w:iCs w:val="false"/>
         </w:rPr>
@@ -602,11 +657,12 @@
     </w:p>
     <w:p>
       <w:pPr>
-        <w:spacing w:after="120"/>
+        <w:spacing w:after="120" w:line="480" w:lineRule="auto"/>
         <w:ind w:left="567" w:hanging="567"/>
       </w:pPr>
       <w:r>
         <w:rPr>
+          <w:rFonts w:ascii="Arial" w:hAnsi="Arial" w:cs="Arial" w:eastAsia="Arial"/>
           <w:i w:val="false"/>
           <w:iCs w:val="false"/>
         </w:rPr>
@@ -614,6 +670,7 @@
       </w:r>
       <w:r>
         <w:rPr>
+          <w:rFonts w:ascii="Arial" w:hAnsi="Arial" w:cs="Arial" w:eastAsia="Arial"/>
           <w:i/>
           <w:iCs/>
         </w:rPr>
@@ -621,6 +678,7 @@
       </w:r>
       <w:r>
         <w:rPr>
+          <w:rFonts w:ascii="Arial" w:hAnsi="Arial" w:cs="Arial" w:eastAsia="Arial"/>
           <w:i w:val="false"/>
           <w:iCs w:val="false"/>
         </w:rPr>
@@ -630,12 +688,14 @@
         <w:r>
           <w:rPr>
             <w:rStyle w:val="Hyperlink"/>
+            <w:rFonts w:ascii="Arial" w:hAnsi="Arial" w:cs="Arial" w:eastAsia="Arial"/>
           </w:rPr>
           <w:t xml:space="preserve">https://doi.org/10.1145/310889.310900</w:t>
         </w:r>
       </w:hyperlink>
       <w:r>
         <w:rPr>
+          <w:rFonts w:ascii="Arial" w:hAnsi="Arial" w:cs="Arial" w:eastAsia="Arial"/>
           <w:i w:val="false"/>
           <w:iCs w:val="false"/>
         </w:rPr>
@@ -644,11 +704,12 @@
     </w:p>
     <w:p>
       <w:pPr>
-        <w:spacing w:after="120"/>
+        <w:spacing w:after="120" w:line="480" w:lineRule="auto"/>
         <w:ind w:left="567" w:hanging="567"/>
       </w:pPr>
       <w:r>
         <w:rPr>
+          <w:rFonts w:ascii="Arial" w:hAnsi="Arial" w:cs="Arial" w:eastAsia="Arial"/>
           <w:i w:val="false"/>
           <w:iCs w:val="false"/>
         </w:rPr>
@@ -656,6 +717,7 @@
       </w:r>
       <w:r>
         <w:rPr>
+          <w:rFonts w:ascii="Arial" w:hAnsi="Arial" w:cs="Arial" w:eastAsia="Arial"/>
           <w:i/>
           <w:iCs/>
         </w:rPr>
@@ -663,6 +725,7 @@
       </w:r>
       <w:r>
         <w:rPr>
+          <w:rFonts w:ascii="Arial" w:hAnsi="Arial" w:cs="Arial" w:eastAsia="Arial"/>
           <w:i w:val="false"/>
           <w:iCs w:val="false"/>
         </w:rPr>
@@ -672,12 +735,14 @@
         <w:r>
           <w:rPr>
             <w:rStyle w:val="Hyperlink"/>
+            <w:rFonts w:ascii="Arial" w:hAnsi="Arial" w:cs="Arial" w:eastAsia="Arial"/>
           </w:rPr>
           <w:t xml:space="preserve">https://www.oreilly.com/library/view/information-risk-management/9781780175751/</w:t>
         </w:r>
       </w:hyperlink>
       <w:r>
         <w:rPr>
+          <w:rFonts w:ascii="Arial" w:hAnsi="Arial" w:cs="Arial" w:eastAsia="Arial"/>
           <w:i w:val="false"/>
           <w:iCs w:val="false"/>
         </w:rPr>
@@ -685,7 +750,8 @@
       </w:r>
     </w:p>
     <w:sectPr>
-      <w:pgSz w:w="11906" w:h="16838" w:orient="portrait"/>
+      <w:footerReference w:type="default" r:id="rId7"/>
+      <w:pgSz w:w="11906" w:h="16838"/>
       <w:pgMar w:top="1440" w:right="1440" w:bottom="1440" w:left="1440" w:header="708" w:footer="708" w:gutter="0"/>
       <w:pgNumType/>
       <w:docGrid w:linePitch="360"/>
@@ -733,6 +799,58 @@
     </w:p>
   </w:endnote>
 </w:endnotes>
+</file>
+
+<file path=word/footer1.xml><?xml version="1.0" encoding="utf-8"?>
+<w:ftr xmlns:m="http://schemas.openxmlformats.org/officeDocument/2006/math" xmlns:mc="http://schemas.openxmlformats.org/markup-compatibility/2006" xmlns:mo="http://schemas.microsoft.com/office/mac/office/2008/main" xmlns:mv="urn:schemas-microsoft-com:mac:vml" xmlns:o="urn:schemas-microsoft-com:office:office" xmlns:r="http://schemas.openxmlformats.org/officeDocument/2006/relationships" xmlns:v="urn:schemas-microsoft-com:vml" xmlns:w10="urn:schemas-microsoft-com:office:word" xmlns:w14="http://schemas.microsoft.com/office/word/2010/wordml" xmlns:w="http://schemas.openxmlformats.org/wordprocessingml/2006/main" xmlns:wne="http://schemas.microsoft.com/office/word/2006/wordml" xmlns:wp14="http://schemas.microsoft.com/office/word/2010/wordprocessingDrawing" xmlns:wp="http://schemas.openxmlformats.org/drawingml/2006/wordprocessingDrawing" xmlns:wpc="http://schemas.microsoft.com/office/word/2010/wordprocessingCanvas" xmlns:wpg="http://schemas.microsoft.com/office/word/2010/wordprocessingGroup" xmlns:wpi="http://schemas.microsoft.com/office/word/2010/wordprocessingInk" xmlns:wps="http://schemas.microsoft.com/office/word/2010/wordprocessingShape" mc:Ignorable="w14 wp14">
+  <w:p>
+    <w:pPr>
+      <w:pStyle w:val="Footer"/>
+      <w:spacing w:line="240" w:lineRule="auto"/>
+      <w:jc w:val="center"/>
+    </w:pPr>
+    <w:r>
+      <w:rPr>
+        <w:rFonts w:ascii="Arial" w:hAnsi="Arial" w:cs="Arial" w:eastAsia="Arial"/>
+        <w:sz w:val="24"/>
+        <w:szCs w:val="24"/>
+      </w:rPr>
+      <w:fldChar w:fldCharType="begin"/>
+    </w:r>
+    <w:r>
+      <w:rPr>
+        <w:rFonts w:ascii="Arial" w:hAnsi="Arial" w:cs="Arial" w:eastAsia="Arial"/>
+        <w:sz w:val="24"/>
+        <w:szCs w:val="24"/>
+      </w:rPr>
+      <w:instrText xml:space="preserve"> PAGE </w:instrText>
+    </w:r>
+    <w:r>
+      <w:rPr>
+        <w:rFonts w:ascii="Arial" w:hAnsi="Arial" w:cs="Arial" w:eastAsia="Arial"/>
+        <w:sz w:val="24"/>
+        <w:szCs w:val="24"/>
+      </w:rPr>
+      <w:fldChar w:fldCharType="separate"/>
+    </w:r>
+    <w:r>
+      <w:rPr>
+        <w:rFonts w:ascii="Arial" w:hAnsi="Arial" w:cs="Arial" w:eastAsia="Arial"/>
+        <w:sz w:val="24"/>
+        <w:szCs w:val="24"/>
+      </w:rPr>
+      <w:t>1</w:t>
+    </w:r>
+    <w:r>
+      <w:rPr>
+        <w:rFonts w:ascii="Arial" w:hAnsi="Arial" w:cs="Arial" w:eastAsia="Arial"/>
+        <w:sz w:val="24"/>
+        <w:szCs w:val="24"/>
+      </w:rPr>
+      <w:fldChar w:fldCharType="end"/>
+    </w:r>
+  </w:p>
+</w:ftr>
 </file>
 
 <file path=word/footnotes.xml><?xml version="1.0" encoding="utf-8"?>
@@ -872,12 +990,16 @@
   <w:docDefaults>
     <w:rPrDefault>
       <w:rPr>
-        <w:rFonts w:ascii="Calibri" w:cs="Calibri" w:eastAsia="Calibri" w:hAnsi="Calibri"/>
-        <w:sz w:val="23"/>
-        <w:szCs w:val="23"/>
+        <w:rFonts w:ascii="Arial" w:hAnsi="Arial" w:cs="Arial" w:eastAsia="Arial"/>
+        <w:sz w:val="24"/>
+        <w:szCs w:val="24"/>
       </w:rPr>
     </w:rPrDefault>
-    <w:pPrDefault/>
+    <w:pPrDefault>
+      <w:pPr>
+        <w:spacing w:line="480" w:lineRule="auto"/>
+      </w:pPr>
+    </w:pPrDefault>
   </w:docDefaults>
   <w:style w:type="paragraph" w:styleId="Title">
     <w:name w:val="Title"/>
@@ -885,8 +1007,10 @@
     <w:next w:val="Normal"/>
     <w:qFormat/>
     <w:rPr>
-      <w:sz w:val="56"/>
-      <w:szCs w:val="56"/>
+      <w:rFonts w:ascii="Arial" w:hAnsi="Arial" w:cs="Arial" w:eastAsia="Arial"/>
+      <w:b/>
+      <w:sz w:val="24"/>
+      <w:szCs w:val="24"/>
     </w:rPr>
   </w:style>
   <w:style w:type="paragraph" w:styleId="Heading1">
@@ -895,9 +1019,11 @@
     <w:next w:val="Normal"/>
     <w:qFormat/>
     <w:rPr>
+      <w:rFonts w:ascii="Arial" w:hAnsi="Arial" w:cs="Arial" w:eastAsia="Arial"/>
+      <w:b/>
       <w:color w:val="2E74B5"/>
-      <w:sz w:val="32"/>
-      <w:szCs w:val="32"/>
+      <w:sz w:val="24"/>
+      <w:szCs w:val="24"/>
     </w:rPr>
   </w:style>
   <w:style w:type="paragraph" w:styleId="Heading2">
@@ -906,9 +1032,12 @@
     <w:next w:val="Normal"/>
     <w:qFormat/>
     <w:rPr>
+      <w:rFonts w:ascii="Arial" w:hAnsi="Arial" w:cs="Arial" w:eastAsia="Arial"/>
+      <w:b/>
+      <w:i/>
       <w:color w:val="2E74B5"/>
-      <w:sz w:val="26"/>
-      <w:szCs w:val="26"/>
+      <w:sz w:val="24"/>
+      <w:szCs w:val="24"/>
     </w:rPr>
   </w:style>
   <w:style w:type="paragraph" w:styleId="Heading3">
@@ -917,6 +1046,9 @@
     <w:next w:val="Normal"/>
     <w:qFormat/>
     <w:rPr>
+      <w:rFonts w:ascii="Arial" w:hAnsi="Arial" w:cs="Arial" w:eastAsia="Arial"/>
+      <w:b/>
+      <w:i/>
       <w:color w:val="1F4D78"/>
       <w:sz w:val="24"/>
       <w:szCs w:val="24"/>
@@ -928,6 +1060,7 @@
     <w:next w:val="Normal"/>
     <w:qFormat/>
     <w:rPr>
+      <w:rFonts w:ascii="Arial" w:hAnsi="Arial" w:cs="Arial" w:eastAsia="Arial"/>
       <w:i/>
       <w:iCs/>
       <w:color w:val="2E74B5"/>
@@ -939,6 +1072,7 @@
     <w:next w:val="Normal"/>
     <w:qFormat/>
     <w:rPr>
+      <w:rFonts w:ascii="Arial" w:hAnsi="Arial" w:cs="Arial" w:eastAsia="Arial"/>
       <w:color w:val="2E74B5"/>
     </w:rPr>
   </w:style>
@@ -948,6 +1082,7 @@
     <w:next w:val="Normal"/>
     <w:qFormat/>
     <w:rPr>
+      <w:rFonts w:ascii="Arial" w:hAnsi="Arial" w:cs="Arial" w:eastAsia="Arial"/>
       <w:color w:val="1F4D78"/>
     </w:rPr>
   </w:style>
@@ -957,6 +1092,7 @@
     <w:next w:val="Normal"/>
     <w:qFormat/>
     <w:rPr>
+      <w:rFonts w:ascii="Arial" w:hAnsi="Arial" w:cs="Arial" w:eastAsia="Arial"/>
       <w:b/>
       <w:bCs/>
     </w:rPr>
@@ -972,6 +1108,7 @@
     <w:uiPriority w:val="99"/>
     <w:unhideWhenUsed/>
     <w:rPr>
+      <w:rFonts w:ascii="Arial" w:hAnsi="Arial" w:cs="Arial" w:eastAsia="Arial"/>
       <w:color w:val="0563C1"/>
       <w:u w:val="single"/>
     </w:rPr>
@@ -983,6 +1120,7 @@
     <w:semiHidden/>
     <w:unhideWhenUsed/>
     <w:rPr>
+      <w:rFonts w:ascii="Arial" w:hAnsi="Arial" w:cs="Arial" w:eastAsia="Arial"/>
       <w:vertAlign w:val="superscript"/>
     </w:rPr>
   </w:style>
@@ -994,11 +1132,12 @@
     <w:semiHidden/>
     <w:unhideWhenUsed/>
     <w:pPr>
-      <w:spacing w:after="0" w:line="240" w:lineRule="auto"/>
+      <w:spacing w:after="0" w:line="480" w:lineRule="auto"/>
     </w:pPr>
     <w:rPr>
-      <w:sz w:val="20"/>
-      <w:szCs w:val="20"/>
+      <w:rFonts w:ascii="Arial" w:hAnsi="Arial" w:cs="Arial" w:eastAsia="Arial"/>
+      <w:sz w:val="24"/>
+      <w:szCs w:val="24"/>
     </w:rPr>
   </w:style>
   <w:style w:type="character" w:styleId="FootnoteTextChar">
@@ -1009,8 +1148,9 @@
     <w:semiHidden/>
     <w:unhideWhenUsed/>
     <w:rPr>
-      <w:sz w:val="20"/>
-      <w:szCs w:val="20"/>
+      <w:rFonts w:ascii="Arial" w:hAnsi="Arial" w:cs="Arial" w:eastAsia="Arial"/>
+      <w:sz w:val="24"/>
+      <w:szCs w:val="24"/>
     </w:rPr>
   </w:style>
   <w:style w:type="character" w:styleId="EndnoteReference">
@@ -1020,6 +1160,7 @@
     <w:semiHidden/>
     <w:unhideWhenUsed/>
     <w:rPr>
+      <w:rFonts w:ascii="Arial" w:hAnsi="Arial" w:cs="Arial" w:eastAsia="Arial"/>
       <w:vertAlign w:val="superscript"/>
     </w:rPr>
   </w:style>
@@ -1031,11 +1172,12 @@
     <w:semiHidden/>
     <w:unhideWhenUsed/>
     <w:pPr>
-      <w:spacing w:after="0" w:line="240" w:lineRule="auto"/>
+      <w:spacing w:after="0" w:line="480" w:lineRule="auto"/>
     </w:pPr>
     <w:rPr>
-      <w:sz w:val="20"/>
-      <w:szCs w:val="20"/>
+      <w:rFonts w:ascii="Arial" w:hAnsi="Arial" w:cs="Arial" w:eastAsia="Arial"/>
+      <w:sz w:val="24"/>
+      <w:szCs w:val="24"/>
     </w:rPr>
   </w:style>
   <w:style w:type="character" w:styleId="EndnoteTextChar">
@@ -1046,8 +1188,9 @@
     <w:semiHidden/>
     <w:unhideWhenUsed/>
     <w:rPr>
-      <w:sz w:val="20"/>
-      <w:szCs w:val="20"/>
+      <w:rFonts w:ascii="Arial" w:hAnsi="Arial" w:cs="Arial" w:eastAsia="Arial"/>
+      <w:sz w:val="24"/>
+      <w:szCs w:val="24"/>
     </w:rPr>
   </w:style>
   <w:style w:type="paragraph" w:styleId="Title">
@@ -1057,12 +1200,12 @@
       <w:spacing w:after="120"/>
     </w:pPr>
     <w:rPr>
-      <w:rFonts w:ascii="Calibri" w:cs="Calibri" w:eastAsia="Calibri" w:hAnsi="Calibri"/>
+      <w:rFonts w:ascii="Arial" w:hAnsi="Arial" w:cs="Arial" w:eastAsia="Arial"/>
       <w:b/>
       <w:bCs/>
       <w:color w:val="1F3864"/>
-      <w:sz w:val="34"/>
-      <w:szCs w:val="34"/>
+      <w:sz w:val="24"/>
+      <w:szCs w:val="24"/>
     </w:rPr>
   </w:style>
   <w:style w:type="paragraph" w:styleId="Heading1">
@@ -1075,12 +1218,12 @@
       <w:outlineLvl w:val="0"/>
     </w:pPr>
     <w:rPr>
-      <w:rFonts w:ascii="Calibri" w:cs="Calibri" w:eastAsia="Calibri" w:hAnsi="Calibri"/>
+      <w:rFonts w:ascii="Arial" w:hAnsi="Arial" w:cs="Arial" w:eastAsia="Arial"/>
       <w:b/>
       <w:bCs/>
       <w:color w:val="1F3864"/>
-      <w:sz w:val="27"/>
-      <w:szCs w:val="27"/>
+      <w:sz w:val="24"/>
+      <w:szCs w:val="24"/>
     </w:rPr>
   </w:style>
 </w:styles>
